--- a/licao-1.docx
+++ b/licao-1.docx
@@ -14,21 +14,6 @@
           <w:b/>
           <w:bCs/>
         </w:rPr>
-        <w:t>LIÇÃO 1</w:t>
-      </w:r>
-    </w:p>
-    <w:p>
-      <w:pPr>
-        <w:rPr>
-          <w:b/>
-          <w:bCs/>
-        </w:rPr>
-      </w:pPr>
-      <w:r>
-        <w:rPr>
-          <w:b/>
-          <w:bCs/>
-        </w:rPr>
         <w:t>A Queda: o Pecado da Visão</w:t>
       </w:r>
     </w:p>
@@ -67,11 +52,11 @@
     </w:p>
     <w:p>
       <w:r>
-        <w:t xml:space="preserve">O que a maioria de nós aprendeu sobre esse texto é que Adão e Eva desobedeceram a Deus e por isso foram expulsos do jardim. A narrativa foi ensinada como uma história de mãos que tocaram o que não deviam tocar. E por isso durante séculos a religião concentrou sua energia em vigiar as mãos. </w:t>
+        <w:t xml:space="preserve">O que a maioria de nós aprendeu sobre esse texto é que Adão e Eva desobedeceram a Deus e por isso foram expulsos do jardim. A narrativa foi ensinada como uma história de mãos que tocaram o que não deviam tocar. E por isso durante séculos a religião concentrou sua energia em vigiar as mãos. Regras, leis, códigos morais, listas de comportamentos proibidos. Toda a </w:t>
       </w:r>
       <w:r>
         <w:lastRenderedPageBreak/>
-        <w:t>Regras, leis, códigos morais, listas de comportamentos proibidos. Toda a estrutura foi montada sobre a premissa de que o problema da humanidade é comportamental.</w:t>
+        <w:t>estrutura foi montada sobre a premissa de que o problema da humanidade é comportamental.</w:t>
       </w:r>
     </w:p>
     <w:p>
@@ -135,11 +120,11 @@
     </w:p>
     <w:p>
       <w:r>
-        <w:t xml:space="preserve">Essa cena reposiciona tudo. Deus não foi pego de surpresa pela Queda. O apóstolo João registra algo que inverte a linha do tempo da forma mais </w:t>
+        <w:t xml:space="preserve">Essa cena reposiciona tudo. Deus não foi pego de surpresa pela Queda. O apóstolo João registra algo que inverte a linha do tempo da forma mais contundente possível: o Cordeiro foi morto "desde a fundação do mundo." </w:t>
       </w:r>
       <w:r>
         <w:lastRenderedPageBreak/>
-        <w:t>contundente possível: o Cordeiro foi morto "desde a fundação do mundo." (Apocalipse 13:8, ACF). A cura já estava preparada antes da ferida. O projeto de Deus nunca foi abandonar o homem à consequência das suas escolhas. O projeto sempre foi buscar o filho que se escondeu atrás das árvores.</w:t>
+        <w:t>(Apocalipse 13:8, ACF). A cura já estava preparada antes da ferida. O projeto de Deus nunca foi abandonar o homem à consequência das suas escolhas. O projeto sempre foi buscar o filho que se escondeu atrás das árvores.</w:t>
       </w:r>
     </w:p>
     <w:p>
@@ -186,8 +171,11 @@
     </w:p>
     <w:p>
       <w:r>
+        <w:t xml:space="preserve">O Pecado da Visão, é a desconfiança instalada no coração humano de que Deus não é bom, de que a Sua soberania é uma ameaça, de que a Sua sabedoria é </w:t>
+      </w:r>
+      <w:r>
         <w:lastRenderedPageBreak/>
-        <w:t xml:space="preserve">O Pecado da Visão, é a desconfiança instalada no coração humano de que Deus não é bom, de que a Sua soberania é uma ameaça, de que a Sua sabedoria é questionável. Mas o que pouco se percebe é que a cura já estava disponível no mesmo instante em que a doença se instalou. "Adão, onde estás?" (Gênesis 3:9, ACF) Essa pergunta era um convite. Era o Criador percorrendo o jardim, abrindo espaço para que o homem saísse de trás das árvores e simplesmente viesse. Se Adão tivesse respondido ao chamado não com desculpa, não com acusação, mas com um abraço, tudo poderia ter sido consumado ali. O relacionamento poderia ter sido restaurado naquele mesmo instante, no mesmo jardim, sob as mesmas árvores. O Pai estava chamando. </w:t>
+        <w:t xml:space="preserve">questionável. Mas o que pouco se percebe é que a cura já estava disponível no mesmo instante em que a doença se instalou. "Adão, onde estás?" (Gênesis 3:9, ACF) Essa pergunta era um convite. Era o Criador percorrendo o jardim, abrindo espaço para que o homem saísse de trás das árvores e simplesmente viesse. Se Adão tivesse respondido ao chamado não com desculpa, não com acusação, mas com um abraço, tudo poderia ter sido consumado ali. O relacionamento poderia ter sido restaurado naquele mesmo instante, no mesmo jardim, sob as mesmas árvores. O Pai estava chamando. </w:t>
       </w:r>
     </w:p>
     <w:p>
